--- a/2A202600735_TruongThanhThao.docx
+++ b/2A202600735_TruongThanhThao.docx
@@ -20,21 +20,27 @@
     </w:p>
     <w:p>
       <w:pPr>
-        <w:jc w:val="center"/>
         <w:rPr>
           <w:b/>
           <w:bCs/>
         </w:rPr>
       </w:pPr>
-    </w:p>
-    <w:p>
-      <w:pPr>
-        <w:jc w:val="center"/>
+      <w:proofErr w:type="spellStart"/>
+      <w:r>
         <w:rPr>
           <w:b/>
           <w:bCs/>
         </w:rPr>
-      </w:pPr>
+        <w:t>Bước</w:t>
+      </w:r>
+      <w:proofErr w:type="spellEnd"/>
+      <w:r>
+        <w:rPr>
+          <w:b/>
+          <w:bCs/>
+        </w:rPr>
+        <w:t xml:space="preserve"> 1:</w:t>
+      </w:r>
     </w:p>
     <w:p>
       <w:pPr>
@@ -87,6 +93,9 @@
     </w:p>
     <w:p>
       <w:r>
+        <w:rPr>
+          <w:noProof/>
+        </w:rPr>
         <w:drawing>
           <wp:inline distT="0" distB="0" distL="0" distR="0" wp14:anchorId="446182C9" wp14:editId="0E811BB0">
             <wp:extent cx="5943600" cy="1101090"/>
@@ -112,6 +121,339 @@
                     <a:xfrm>
                       <a:off x="0" y="0"/>
                       <a:ext cx="5943600" cy="1101090"/>
+                    </a:xfrm>
+                    <a:prstGeom prst="rect">
+                      <a:avLst/>
+                    </a:prstGeom>
+                  </pic:spPr>
+                </pic:pic>
+              </a:graphicData>
+            </a:graphic>
+          </wp:inline>
+        </w:drawing>
+      </w:r>
+    </w:p>
+    <w:p>
+      <w:proofErr w:type="spellStart"/>
+      <w:r>
+        <w:t>Bước</w:t>
+      </w:r>
+      <w:proofErr w:type="spellEnd"/>
+      <w:r>
+        <w:t xml:space="preserve"> 2:</w:t>
+      </w:r>
+    </w:p>
+    <w:p>
+      <w:r>
+        <w:drawing>
+          <wp:inline distT="0" distB="0" distL="0" distR="0" wp14:anchorId="1782185A" wp14:editId="0D25CFEE">
+            <wp:extent cx="5943600" cy="3075940"/>
+            <wp:effectExtent l="0" t="0" r="0" b="0"/>
+            <wp:docPr id="2033787366" name="Hình ảnh 1"/>
+            <wp:cNvGraphicFramePr>
+              <a:graphicFrameLocks xmlns:a="http://schemas.openxmlformats.org/drawingml/2006/main" noChangeAspect="1"/>
+            </wp:cNvGraphicFramePr>
+            <a:graphic xmlns:a="http://schemas.openxmlformats.org/drawingml/2006/main">
+              <a:graphicData uri="http://schemas.openxmlformats.org/drawingml/2006/picture">
+                <pic:pic xmlns:pic="http://schemas.openxmlformats.org/drawingml/2006/picture">
+                  <pic:nvPicPr>
+                    <pic:cNvPr id="2033787366" name=""/>
+                    <pic:cNvPicPr/>
+                  </pic:nvPicPr>
+                  <pic:blipFill>
+                    <a:blip r:embed="rId6"/>
+                    <a:stretch>
+                      <a:fillRect/>
+                    </a:stretch>
+                  </pic:blipFill>
+                  <pic:spPr>
+                    <a:xfrm>
+                      <a:off x="0" y="0"/>
+                      <a:ext cx="5943600" cy="3075940"/>
+                    </a:xfrm>
+                    <a:prstGeom prst="rect">
+                      <a:avLst/>
+                    </a:prstGeom>
+                  </pic:spPr>
+                </pic:pic>
+              </a:graphicData>
+            </a:graphic>
+          </wp:inline>
+        </w:drawing>
+      </w:r>
+    </w:p>
+    <w:p>
+      <w:r>
+        <w:lastRenderedPageBreak/>
+        <w:drawing>
+          <wp:inline distT="0" distB="0" distL="0" distR="0" wp14:anchorId="41E8C8C2" wp14:editId="152B862C">
+            <wp:extent cx="5943600" cy="2125980"/>
+            <wp:effectExtent l="0" t="0" r="0" b="7620"/>
+            <wp:docPr id="440433613" name="Hình ảnh 1"/>
+            <wp:cNvGraphicFramePr>
+              <a:graphicFrameLocks xmlns:a="http://schemas.openxmlformats.org/drawingml/2006/main" noChangeAspect="1"/>
+            </wp:cNvGraphicFramePr>
+            <a:graphic xmlns:a="http://schemas.openxmlformats.org/drawingml/2006/main">
+              <a:graphicData uri="http://schemas.openxmlformats.org/drawingml/2006/picture">
+                <pic:pic xmlns:pic="http://schemas.openxmlformats.org/drawingml/2006/picture">
+                  <pic:nvPicPr>
+                    <pic:cNvPr id="440433613" name=""/>
+                    <pic:cNvPicPr/>
+                  </pic:nvPicPr>
+                  <pic:blipFill>
+                    <a:blip r:embed="rId7"/>
+                    <a:stretch>
+                      <a:fillRect/>
+                    </a:stretch>
+                  </pic:blipFill>
+                  <pic:spPr>
+                    <a:xfrm>
+                      <a:off x="0" y="0"/>
+                      <a:ext cx="5943600" cy="2125980"/>
+                    </a:xfrm>
+                    <a:prstGeom prst="rect">
+                      <a:avLst/>
+                    </a:prstGeom>
+                  </pic:spPr>
+                </pic:pic>
+              </a:graphicData>
+            </a:graphic>
+          </wp:inline>
+        </w:drawing>
+      </w:r>
+      <w:r>
+        <w:drawing>
+          <wp:inline distT="0" distB="0" distL="0" distR="0" wp14:anchorId="52658B54" wp14:editId="7E8F3C11">
+            <wp:extent cx="5943600" cy="2870200"/>
+            <wp:effectExtent l="0" t="0" r="0" b="6350"/>
+            <wp:docPr id="552555246" name="Hình ảnh 1"/>
+            <wp:cNvGraphicFramePr>
+              <a:graphicFrameLocks xmlns:a="http://schemas.openxmlformats.org/drawingml/2006/main" noChangeAspect="1"/>
+            </wp:cNvGraphicFramePr>
+            <a:graphic xmlns:a="http://schemas.openxmlformats.org/drawingml/2006/main">
+              <a:graphicData uri="http://schemas.openxmlformats.org/drawingml/2006/picture">
+                <pic:pic xmlns:pic="http://schemas.openxmlformats.org/drawingml/2006/picture">
+                  <pic:nvPicPr>
+                    <pic:cNvPr id="552555246" name=""/>
+                    <pic:cNvPicPr/>
+                  </pic:nvPicPr>
+                  <pic:blipFill>
+                    <a:blip r:embed="rId8"/>
+                    <a:stretch>
+                      <a:fillRect/>
+                    </a:stretch>
+                  </pic:blipFill>
+                  <pic:spPr>
+                    <a:xfrm>
+                      <a:off x="0" y="0"/>
+                      <a:ext cx="5943600" cy="2870200"/>
+                    </a:xfrm>
+                    <a:prstGeom prst="rect">
+                      <a:avLst/>
+                    </a:prstGeom>
+                  </pic:spPr>
+                </pic:pic>
+              </a:graphicData>
+            </a:graphic>
+          </wp:inline>
+        </w:drawing>
+      </w:r>
+      <w:r>
+        <w:drawing>
+          <wp:inline distT="0" distB="0" distL="0" distR="0" wp14:anchorId="54EAD6AE" wp14:editId="77759A43">
+            <wp:extent cx="5943600" cy="1585595"/>
+            <wp:effectExtent l="0" t="0" r="0" b="0"/>
+            <wp:docPr id="1778547642" name="Hình ảnh 1"/>
+            <wp:cNvGraphicFramePr>
+              <a:graphicFrameLocks xmlns:a="http://schemas.openxmlformats.org/drawingml/2006/main" noChangeAspect="1"/>
+            </wp:cNvGraphicFramePr>
+            <a:graphic xmlns:a="http://schemas.openxmlformats.org/drawingml/2006/main">
+              <a:graphicData uri="http://schemas.openxmlformats.org/drawingml/2006/picture">
+                <pic:pic xmlns:pic="http://schemas.openxmlformats.org/drawingml/2006/picture">
+                  <pic:nvPicPr>
+                    <pic:cNvPr id="1778547642" name=""/>
+                    <pic:cNvPicPr/>
+                  </pic:nvPicPr>
+                  <pic:blipFill>
+                    <a:blip r:embed="rId9"/>
+                    <a:stretch>
+                      <a:fillRect/>
+                    </a:stretch>
+                  </pic:blipFill>
+                  <pic:spPr>
+                    <a:xfrm>
+                      <a:off x="0" y="0"/>
+                      <a:ext cx="5943600" cy="1585595"/>
+                    </a:xfrm>
+                    <a:prstGeom prst="rect">
+                      <a:avLst/>
+                    </a:prstGeom>
+                  </pic:spPr>
+                </pic:pic>
+              </a:graphicData>
+            </a:graphic>
+          </wp:inline>
+        </w:drawing>
+      </w:r>
+      <w:r>
+        <w:lastRenderedPageBreak/>
+        <w:drawing>
+          <wp:inline distT="0" distB="0" distL="0" distR="0" wp14:anchorId="69A92C5F" wp14:editId="03FE4797">
+            <wp:extent cx="5943600" cy="3316605"/>
+            <wp:effectExtent l="0" t="0" r="0" b="0"/>
+            <wp:docPr id="1368114988" name="Hình ảnh 1"/>
+            <wp:cNvGraphicFramePr>
+              <a:graphicFrameLocks xmlns:a="http://schemas.openxmlformats.org/drawingml/2006/main" noChangeAspect="1"/>
+            </wp:cNvGraphicFramePr>
+            <a:graphic xmlns:a="http://schemas.openxmlformats.org/drawingml/2006/main">
+              <a:graphicData uri="http://schemas.openxmlformats.org/drawingml/2006/picture">
+                <pic:pic xmlns:pic="http://schemas.openxmlformats.org/drawingml/2006/picture">
+                  <pic:nvPicPr>
+                    <pic:cNvPr id="1368114988" name=""/>
+                    <pic:cNvPicPr/>
+                  </pic:nvPicPr>
+                  <pic:blipFill>
+                    <a:blip r:embed="rId10"/>
+                    <a:stretch>
+                      <a:fillRect/>
+                    </a:stretch>
+                  </pic:blipFill>
+                  <pic:spPr>
+                    <a:xfrm>
+                      <a:off x="0" y="0"/>
+                      <a:ext cx="5943600" cy="3316605"/>
+                    </a:xfrm>
+                    <a:prstGeom prst="rect">
+                      <a:avLst/>
+                    </a:prstGeom>
+                  </pic:spPr>
+                </pic:pic>
+              </a:graphicData>
+            </a:graphic>
+          </wp:inline>
+        </w:drawing>
+      </w:r>
+      <w:r>
+        <w:drawing>
+          <wp:inline distT="0" distB="0" distL="0" distR="0" wp14:anchorId="598C53A3" wp14:editId="0A21A75F">
+            <wp:extent cx="5943600" cy="1760220"/>
+            <wp:effectExtent l="0" t="0" r="0" b="0"/>
+            <wp:docPr id="1477115519" name="Hình ảnh 1"/>
+            <wp:cNvGraphicFramePr>
+              <a:graphicFrameLocks xmlns:a="http://schemas.openxmlformats.org/drawingml/2006/main" noChangeAspect="1"/>
+            </wp:cNvGraphicFramePr>
+            <a:graphic xmlns:a="http://schemas.openxmlformats.org/drawingml/2006/main">
+              <a:graphicData uri="http://schemas.openxmlformats.org/drawingml/2006/picture">
+                <pic:pic xmlns:pic="http://schemas.openxmlformats.org/drawingml/2006/picture">
+                  <pic:nvPicPr>
+                    <pic:cNvPr id="1477115519" name=""/>
+                    <pic:cNvPicPr/>
+                  </pic:nvPicPr>
+                  <pic:blipFill>
+                    <a:blip r:embed="rId11"/>
+                    <a:stretch>
+                      <a:fillRect/>
+                    </a:stretch>
+                  </pic:blipFill>
+                  <pic:spPr>
+                    <a:xfrm>
+                      <a:off x="0" y="0"/>
+                      <a:ext cx="5943600" cy="1760220"/>
+                    </a:xfrm>
+                    <a:prstGeom prst="rect">
+                      <a:avLst/>
+                    </a:prstGeom>
+                  </pic:spPr>
+                </pic:pic>
+              </a:graphicData>
+            </a:graphic>
+          </wp:inline>
+        </w:drawing>
+      </w:r>
+      <w:r>
+        <w:rPr>
+          <w:noProof/>
+        </w:rPr>
+        <w:drawing>
+          <wp:inline distT="0" distB="0" distL="0" distR="0" wp14:anchorId="39545561" wp14:editId="59CB08E3">
+            <wp:extent cx="5943600" cy="2504440"/>
+            <wp:effectExtent l="0" t="0" r="0" b="0"/>
+            <wp:docPr id="2074582547" name="Hình ảnh 1"/>
+            <wp:cNvGraphicFramePr>
+              <a:graphicFrameLocks xmlns:a="http://schemas.openxmlformats.org/drawingml/2006/main" noChangeAspect="1"/>
+            </wp:cNvGraphicFramePr>
+            <a:graphic xmlns:a="http://schemas.openxmlformats.org/drawingml/2006/main">
+              <a:graphicData uri="http://schemas.openxmlformats.org/drawingml/2006/picture">
+                <pic:pic xmlns:pic="http://schemas.openxmlformats.org/drawingml/2006/picture">
+                  <pic:nvPicPr>
+                    <pic:cNvPr id="2074582547" name=""/>
+                    <pic:cNvPicPr/>
+                  </pic:nvPicPr>
+                  <pic:blipFill>
+                    <a:blip r:embed="rId12"/>
+                    <a:stretch>
+                      <a:fillRect/>
+                    </a:stretch>
+                  </pic:blipFill>
+                  <pic:spPr>
+                    <a:xfrm>
+                      <a:off x="0" y="0"/>
+                      <a:ext cx="5943600" cy="2504440"/>
+                    </a:xfrm>
+                    <a:prstGeom prst="rect">
+                      <a:avLst/>
+                    </a:prstGeom>
+                  </pic:spPr>
+                </pic:pic>
+              </a:graphicData>
+            </a:graphic>
+          </wp:inline>
+        </w:drawing>
+      </w:r>
+      <w:r>
+        <w:br/>
+      </w:r>
+      <w:proofErr w:type="spellStart"/>
+      <w:r>
+        <w:lastRenderedPageBreak/>
+        <w:t>Bước</w:t>
+      </w:r>
+      <w:proofErr w:type="spellEnd"/>
+      <w:r>
+        <w:t xml:space="preserve"> 3: </w:t>
+      </w:r>
+      <w:r>
+        <w:br/>
+      </w:r>
+      <w:r>
+        <w:rPr>
+          <w:noProof/>
+        </w:rPr>
+        <w:drawing>
+          <wp:inline distT="0" distB="0" distL="0" distR="0" wp14:anchorId="4DA90F13" wp14:editId="17FFDB7F">
+            <wp:extent cx="5943600" cy="1492885"/>
+            <wp:effectExtent l="0" t="0" r="0" b="0"/>
+            <wp:docPr id="2003804294" name="Hình ảnh 1"/>
+            <wp:cNvGraphicFramePr>
+              <a:graphicFrameLocks xmlns:a="http://schemas.openxmlformats.org/drawingml/2006/main" noChangeAspect="1"/>
+            </wp:cNvGraphicFramePr>
+            <a:graphic xmlns:a="http://schemas.openxmlformats.org/drawingml/2006/main">
+              <a:graphicData uri="http://schemas.openxmlformats.org/drawingml/2006/picture">
+                <pic:pic xmlns:pic="http://schemas.openxmlformats.org/drawingml/2006/picture">
+                  <pic:nvPicPr>
+                    <pic:cNvPr id="2003804294" name=""/>
+                    <pic:cNvPicPr/>
+                  </pic:nvPicPr>
+                  <pic:blipFill>
+                    <a:blip r:embed="rId13"/>
+                    <a:stretch>
+                      <a:fillRect/>
+                    </a:stretch>
+                  </pic:blipFill>
+                  <pic:spPr>
+                    <a:xfrm>
+                      <a:off x="0" y="0"/>
+                      <a:ext cx="5943600" cy="1492885"/>
                     </a:xfrm>
                     <a:prstGeom prst="rect">
                       <a:avLst/>
